--- a/Requisitos/UC08_Executar procedimento.docx
+++ b/Requisitos/UC08_Executar procedimento.docx
@@ -18,27 +18,7 @@
           <w:sz w:val="36"/>
           <w:szCs w:val="36"/>
         </w:rPr>
-        <w:t>UC08</w:t>
-      </w:r>
-      <w:r>
-        <w:rPr>
-          <w:b/>
-          <w:bCs/>
-          <w:color w:val="FF0000"/>
-          <w:sz w:val="36"/>
-          <w:szCs w:val="36"/>
-        </w:rPr>
-        <w:t>:</w:t>
-      </w:r>
-      <w:r>
-        <w:rPr>
-          <w:b/>
-          <w:bCs/>
-          <w:color w:val="FF0000"/>
-          <w:sz w:val="36"/>
-          <w:szCs w:val="36"/>
-        </w:rPr>
-        <w:t xml:space="preserve"> </w:t>
+        <w:t xml:space="preserve">UC08: </w:t>
       </w:r>
       <w:r>
         <w:rPr>
@@ -320,8 +300,18 @@
                 <w:sz w:val="28"/>
                 <w:szCs w:val="28"/>
               </w:rPr>
-              <w:t>UC01-Autenticar Usuario</w:t>
-            </w:r>
+              <w:t xml:space="preserve">UC01-Autenticar </w:t>
+            </w:r>
+            <w:proofErr w:type="spellStart"/>
+            <w:r>
+              <w:rPr>
+                <w:color w:val="FF0000"/>
+                <w:sz w:val="28"/>
+                <w:szCs w:val="28"/>
+              </w:rPr>
+              <w:t>Usuario</w:t>
+            </w:r>
+            <w:proofErr w:type="spellEnd"/>
             <w:r>
               <w:rPr>
                 <w:sz w:val="28"/>
@@ -707,7 +697,21 @@
                 <w:sz w:val="28"/>
                 <w:szCs w:val="28"/>
               </w:rPr>
-              <w:t xml:space="preserve"> no botão “Anmnese”</w:t>
+              <w:t xml:space="preserve"> no botão “An</w:t>
+            </w:r>
+            <w:r>
+              <w:rPr>
+                <w:sz w:val="28"/>
+                <w:szCs w:val="28"/>
+              </w:rPr>
+              <w:t>a</w:t>
+            </w:r>
+            <w:r>
+              <w:rPr>
+                <w:sz w:val="28"/>
+                <w:szCs w:val="28"/>
+              </w:rPr>
+              <w:t>mnese”</w:t>
             </w:r>
             <w:r>
               <w:rPr>
@@ -729,7 +733,23 @@
                 <w:sz w:val="28"/>
                 <w:szCs w:val="28"/>
               </w:rPr>
-              <w:t xml:space="preserve">2. O sistema direciona o ator para o formulário externo de anamnese (Google Forms) correspondente ao cliente. </w:t>
+              <w:t xml:space="preserve">2. O sistema direciona o ator para o formulário externo de anamnese (Google </w:t>
+            </w:r>
+            <w:proofErr w:type="spellStart"/>
+            <w:r>
+              <w:rPr>
+                <w:sz w:val="28"/>
+                <w:szCs w:val="28"/>
+              </w:rPr>
+              <w:t>Forms</w:t>
+            </w:r>
+            <w:proofErr w:type="spellEnd"/>
+            <w:r>
+              <w:rPr>
+                <w:sz w:val="28"/>
+                <w:szCs w:val="28"/>
+              </w:rPr>
+              <w:t xml:space="preserve">) correspondente ao cliente. </w:t>
             </w:r>
           </w:p>
           <w:p>
